--- a/tillsyn/A 26127-2024 tillsynsbegäran.docx
+++ b/tillsyn/A 26127-2024 tillsynsbegäran.docx
@@ -511,7 +511,7 @@
     <w:r>
       <w:tab/>
       <w:tab/>
-      <w:t>2026-09-14</w:t>
+      <w:t>2026-09-15</w:t>
       <w:br/>
       <w:br/>
     </w:r>

--- a/tillsyn/A 26127-2024 tillsynsbegäran.docx
+++ b/tillsyn/A 26127-2024 tillsynsbegäran.docx
@@ -511,7 +511,7 @@
     <w:r>
       <w:tab/>
       <w:tab/>
-      <w:t>2026-09-15</w:t>
+      <w:t>2026-09-16</w:t>
       <w:br/>
       <w:br/>
     </w:r>

--- a/tillsyn/A 26127-2024 tillsynsbegäran.docx
+++ b/tillsyn/A 26127-2024 tillsynsbegäran.docx
@@ -511,7 +511,7 @@
     <w:r>
       <w:tab/>
       <w:tab/>
-      <w:t>2026-09-16</w:t>
+      <w:t>2026-09-17</w:t>
       <w:br/>
       <w:br/>
     </w:r>

--- a/tillsyn/A 26127-2024 tillsynsbegäran.docx
+++ b/tillsyn/A 26127-2024 tillsynsbegäran.docx
@@ -511,7 +511,7 @@
     <w:r>
       <w:tab/>
       <w:tab/>
-      <w:t>2026-09-17</w:t>
+      <w:t>2026-09-18</w:t>
       <w:br/>
       <w:br/>
     </w:r>

--- a/tillsyn/A 26127-2024 tillsynsbegäran.docx
+++ b/tillsyn/A 26127-2024 tillsynsbegäran.docx
@@ -511,7 +511,7 @@
     <w:r>
       <w:tab/>
       <w:tab/>
-      <w:t>2026-09-18</w:t>
+      <w:t>2026-09-19</w:t>
       <w:br/>
       <w:br/>
     </w:r>

--- a/tillsyn/A 26127-2024 tillsynsbegäran.docx
+++ b/tillsyn/A 26127-2024 tillsynsbegäran.docx
@@ -511,7 +511,7 @@
     <w:r>
       <w:tab/>
       <w:tab/>
-      <w:t>2026-09-19</w:t>
+      <w:t>2026-09-21</w:t>
       <w:br/>
       <w:br/>
     </w:r>

--- a/tillsyn/A 26127-2024 tillsynsbegäran.docx
+++ b/tillsyn/A 26127-2024 tillsynsbegäran.docx
@@ -511,7 +511,7 @@
     <w:r>
       <w:tab/>
       <w:tab/>
-      <w:t>2026-09-21</w:t>
+      <w:t>2026-09-23</w:t>
       <w:br/>
       <w:br/>
     </w:r>

--- a/tillsyn/A 26127-2024 tillsynsbegäran.docx
+++ b/tillsyn/A 26127-2024 tillsynsbegäran.docx
@@ -511,7 +511,7 @@
     <w:r>
       <w:tab/>
       <w:tab/>
-      <w:t>2026-09-23</w:t>
+      <w:t>2026-09-24</w:t>
       <w:br/>
       <w:br/>
     </w:r>

--- a/tillsyn/A 26127-2024 tillsynsbegäran.docx
+++ b/tillsyn/A 26127-2024 tillsynsbegäran.docx
@@ -511,7 +511,7 @@
     <w:r>
       <w:tab/>
       <w:tab/>
-      <w:t>2026-09-24</w:t>
+      <w:t>2026-09-25</w:t>
       <w:br/>
       <w:br/>
     </w:r>

--- a/tillsyn/A 26127-2024 tillsynsbegäran.docx
+++ b/tillsyn/A 26127-2024 tillsynsbegäran.docx
@@ -511,7 +511,7 @@
     <w:r>
       <w:tab/>
       <w:tab/>
-      <w:t>2026-09-25</w:t>
+      <w:t>2026-09-26</w:t>
       <w:br/>
       <w:br/>
     </w:r>

--- a/tillsyn/A 26127-2024 tillsynsbegäran.docx
+++ b/tillsyn/A 26127-2024 tillsynsbegäran.docx
@@ -511,7 +511,7 @@
     <w:r>
       <w:tab/>
       <w:tab/>
-      <w:t>2026-09-26</w:t>
+      <w:t>2026-09-27</w:t>
       <w:br/>
       <w:br/>
     </w:r>

--- a/tillsyn/A 26127-2024 tillsynsbegäran.docx
+++ b/tillsyn/A 26127-2024 tillsynsbegäran.docx
@@ -22,7 +22,7 @@
       <w:r>
         <w:drawing>
           <wp:inline xmlns:a="http://schemas.openxmlformats.org/drawingml/2006/main" xmlns:pic="http://schemas.openxmlformats.org/drawingml/2006/picture">
-            <wp:extent cx="5486400" cy="5185263"/>
+            <wp:extent cx="5486400" cy="5078061"/>
             <wp:docPr id="1" name="Picture 1"/>
             <wp:cNvGraphicFramePr>
               <a:graphicFrameLocks noChangeAspect="1"/>
@@ -43,7 +43,7 @@
                   <pic:spPr>
                     <a:xfrm>
                       <a:off x="0" y="0"/>
-                      <a:ext cx="5486400" cy="5185263"/>
+                      <a:ext cx="5486400" cy="5078061"/>
                     </a:xfrm>
                     <a:prstGeom prst="rect"/>
                   </pic:spPr>
@@ -65,7 +65,7 @@
     </w:p>
     <w:p>
       <w:r>
-        <w:t>I och inom 1 meter från avverkningsanmälan finns fynd av 7 naturvårdsarter, varav 2 är rödlistade, 6 är fridlysta och 2 är typiska (T): motaggsvamp (NT, T), talltita (NT, §4), tjäder (T, §4), törnskata (§4), skogsödla (§6), vanlig groda (§6) och fläcknycklar (§8). Se Figur 1.</w:t>
+        <w:t>I och inom 1 meter från avverkningsanmälan finns fynd av 8 naturvårdsarter, varav 3 är rödlistade, 6 är fridlysta och 3 är typiska (T): dropptaggsvamp (NT, T), motaggsvamp (NT, T), talltita (NT, §4), tjäder (T, §4), törnskata (§4), skogsödla (§6), vanlig groda (§6) och fläcknycklar (§8). Se Figur 1.</w:t>
       </w:r>
     </w:p>
     <w:p>
@@ -97,6 +97,26 @@
     <w:p>
       <w:r>
         <w:t>Nedan följer beskrivningar av de naturvårdsarter och fridlysta arter som har sina livsmiljöer och växtplatser i den avverkningsanmälda skogen. Se även ytterligare artfakta i BILAGA 1. De påträffade naturvårdsarterna är ett tydligt kvitto på att det rör sig om en skog med höga naturvärden.</w:t>
+      </w:r>
+    </w:p>
+    <w:p>
+      <w:r>
+        <w:rPr>
+          <w:b/>
+        </w:rPr>
+        <w:t>Dropptaggsvamp (NT)</w:t>
+      </w:r>
+      <w:r>
+        <w:t xml:space="preserve"> bildar mykorrhiza med tall, främst i barrskog med trädkontinuitet, i magra, torra och ljusöppna lavtallskogar och i barrblandskogar med friskmossor och lingon i fältskiktet. Den totala populationen i landet har minskat och bedöms fortsätta minska till följd av slutavverkningar av tallskog. Det är högst oklart om arten långsiktigt kan etablera och reproducera sig i skogsbestånd som brukas med trakthyggesmetoder, markberedning, gödsling eller föryngring med förädlat plantmaterial. Uppfyller kriterierna för att bli rödlistad på grund av ny kunskap som visar att en större andel av populationen än tidigare bedömt är knuten till kontinuitetsbarrskog. Minskningstakten för den svenska populationen bedöms vara nära gränsvärdet för Sårbar (VU). Dropptaggsvamp är typisk art för </w:t>
+      </w:r>
+      <w:r>
+        <w:rPr>
+          <w:i/>
+        </w:rPr>
+        <w:t xml:space="preserve">9010 Taiga </w:t>
+      </w:r>
+      <w:r>
+        <w:t>(SLU Artdatabanken, 2026).</w:t>
       </w:r>
     </w:p>
     <w:p>
@@ -511,7 +531,7 @@
     <w:r>
       <w:tab/>
       <w:tab/>
-      <w:t>2026-09-27</w:t>
+      <w:t>2026-09-28</w:t>
       <w:br/>
       <w:br/>
     </w:r>

--- a/tillsyn/A 26127-2024 tillsynsbegäran.docx
+++ b/tillsyn/A 26127-2024 tillsynsbegäran.docx
@@ -531,7 +531,7 @@
     <w:r>
       <w:tab/>
       <w:tab/>
-      <w:t>2026-09-28</w:t>
+      <w:t>2026-09-29</w:t>
       <w:br/>
       <w:br/>
     </w:r>

--- a/tillsyn/A 26127-2024 tillsynsbegäran.docx
+++ b/tillsyn/A 26127-2024 tillsynsbegäran.docx
@@ -531,7 +531,7 @@
     <w:r>
       <w:tab/>
       <w:tab/>
-      <w:t>2026-09-29</w:t>
+      <w:t>2026-09-30</w:t>
       <w:br/>
       <w:br/>
     </w:r>

--- a/tillsyn/A 26127-2024 tillsynsbegäran.docx
+++ b/tillsyn/A 26127-2024 tillsynsbegäran.docx
@@ -531,7 +531,7 @@
     <w:r>
       <w:tab/>
       <w:tab/>
-      <w:t>2026-09-30</w:t>
+      <w:t>2026-10-01</w:t>
       <w:br/>
       <w:br/>
     </w:r>

--- a/tillsyn/A 26127-2024 tillsynsbegäran.docx
+++ b/tillsyn/A 26127-2024 tillsynsbegäran.docx
@@ -531,7 +531,7 @@
     <w:r>
       <w:tab/>
       <w:tab/>
-      <w:t>2026-10-01</w:t>
+      <w:t>2026-10-02</w:t>
       <w:br/>
       <w:br/>
     </w:r>

--- a/tillsyn/A 26127-2024 tillsynsbegäran.docx
+++ b/tillsyn/A 26127-2024 tillsynsbegäran.docx
@@ -531,7 +531,7 @@
     <w:r>
       <w:tab/>
       <w:tab/>
-      <w:t>2026-10-02</w:t>
+      <w:t>2026-10-03</w:t>
       <w:br/>
       <w:br/>
     </w:r>

--- a/tillsyn/A 26127-2024 tillsynsbegäran.docx
+++ b/tillsyn/A 26127-2024 tillsynsbegäran.docx
@@ -531,7 +531,7 @@
     <w:r>
       <w:tab/>
       <w:tab/>
-      <w:t>2026-10-03</w:t>
+      <w:t>2026-10-04</w:t>
       <w:br/>
       <w:br/>
     </w:r>

--- a/tillsyn/A 26127-2024 tillsynsbegäran.docx
+++ b/tillsyn/A 26127-2024 tillsynsbegäran.docx
@@ -531,7 +531,7 @@
     <w:r>
       <w:tab/>
       <w:tab/>
-      <w:t>2026-10-04</w:t>
+      <w:t>2026-10-05</w:t>
       <w:br/>
       <w:br/>
     </w:r>

--- a/tillsyn/A 26127-2024 tillsynsbegäran.docx
+++ b/tillsyn/A 26127-2024 tillsynsbegäran.docx
@@ -531,7 +531,7 @@
     <w:r>
       <w:tab/>
       <w:tab/>
-      <w:t>2026-10-05</w:t>
+      <w:t>2026-10-06</w:t>
       <w:br/>
       <w:br/>
     </w:r>

--- a/tillsyn/A 26127-2024 tillsynsbegäran.docx
+++ b/tillsyn/A 26127-2024 tillsynsbegäran.docx
@@ -531,7 +531,7 @@
     <w:r>
       <w:tab/>
       <w:tab/>
-      <w:t>2026-10-06</w:t>
+      <w:t>2026-10-07</w:t>
       <w:br/>
       <w:br/>
     </w:r>

--- a/tillsyn/A 26127-2024 tillsynsbegäran.docx
+++ b/tillsyn/A 26127-2024 tillsynsbegäran.docx
@@ -531,7 +531,7 @@
     <w:r>
       <w:tab/>
       <w:tab/>
-      <w:t>2026-10-07</w:t>
+      <w:t>2026-10-08</w:t>
       <w:br/>
       <w:br/>
     </w:r>

--- a/tillsyn/A 26127-2024 tillsynsbegäran.docx
+++ b/tillsyn/A 26127-2024 tillsynsbegäran.docx
@@ -531,7 +531,7 @@
     <w:r>
       <w:tab/>
       <w:tab/>
-      <w:t>2026-10-08</w:t>
+      <w:t>2026-10-09</w:t>
       <w:br/>
       <w:br/>
     </w:r>

--- a/tillsyn/A 26127-2024 tillsynsbegäran.docx
+++ b/tillsyn/A 26127-2024 tillsynsbegäran.docx
@@ -531,7 +531,7 @@
     <w:r>
       <w:tab/>
       <w:tab/>
-      <w:t>2026-10-09</w:t>
+      <w:t>2026-10-10</w:t>
       <w:br/>
       <w:br/>
     </w:r>

--- a/tillsyn/A 26127-2024 tillsynsbegäran.docx
+++ b/tillsyn/A 26127-2024 tillsynsbegäran.docx
@@ -531,7 +531,7 @@
     <w:r>
       <w:tab/>
       <w:tab/>
-      <w:t>2026-10-10</w:t>
+      <w:t>2026-10-11</w:t>
       <w:br/>
       <w:br/>
     </w:r>

--- a/tillsyn/A 26127-2024 tillsynsbegäran.docx
+++ b/tillsyn/A 26127-2024 tillsynsbegäran.docx
@@ -531,7 +531,7 @@
     <w:r>
       <w:tab/>
       <w:tab/>
-      <w:t>2026-10-11</w:t>
+      <w:t>2026-10-12</w:t>
       <w:br/>
       <w:br/>
     </w:r>

--- a/tillsyn/A 26127-2024 tillsynsbegäran.docx
+++ b/tillsyn/A 26127-2024 tillsynsbegäran.docx
@@ -531,7 +531,7 @@
     <w:r>
       <w:tab/>
       <w:tab/>
-      <w:t>2026-10-12</w:t>
+      <w:t>2026-10-13</w:t>
       <w:br/>
       <w:br/>
     </w:r>

--- a/tillsyn/A 26127-2024 tillsynsbegäran.docx
+++ b/tillsyn/A 26127-2024 tillsynsbegäran.docx
@@ -531,7 +531,7 @@
     <w:r>
       <w:tab/>
       <w:tab/>
-      <w:t>2026-10-13</w:t>
+      <w:t>2026-10-14</w:t>
       <w:br/>
       <w:br/>
     </w:r>

--- a/tillsyn/A 26127-2024 tillsynsbegäran.docx
+++ b/tillsyn/A 26127-2024 tillsynsbegäran.docx
@@ -531,7 +531,7 @@
     <w:r>
       <w:tab/>
       <w:tab/>
-      <w:t>2026-10-14</w:t>
+      <w:t>2026-10-15</w:t>
       <w:br/>
       <w:br/>
     </w:r>

--- a/tillsyn/A 26127-2024 tillsynsbegäran.docx
+++ b/tillsyn/A 26127-2024 tillsynsbegäran.docx
@@ -531,7 +531,7 @@
     <w:r>
       <w:tab/>
       <w:tab/>
-      <w:t>2026-10-15</w:t>
+      <w:t>2026-10-16</w:t>
       <w:br/>
       <w:br/>
     </w:r>

--- a/tillsyn/A 26127-2024 tillsynsbegäran.docx
+++ b/tillsyn/A 26127-2024 tillsynsbegäran.docx
@@ -531,7 +531,7 @@
     <w:r>
       <w:tab/>
       <w:tab/>
-      <w:t>2026-10-16</w:t>
+      <w:t>2026-10-17</w:t>
       <w:br/>
       <w:br/>
     </w:r>

--- a/tillsyn/A 26127-2024 tillsynsbegäran.docx
+++ b/tillsyn/A 26127-2024 tillsynsbegäran.docx
@@ -531,7 +531,7 @@
     <w:r>
       <w:tab/>
       <w:tab/>
-      <w:t>2026-10-17</w:t>
+      <w:t>2026-10-18</w:t>
       <w:br/>
       <w:br/>
     </w:r>

--- a/tillsyn/A 26127-2024 tillsynsbegäran.docx
+++ b/tillsyn/A 26127-2024 tillsynsbegäran.docx
@@ -65,7 +65,7 @@
     </w:p>
     <w:p>
       <w:r>
-        <w:t>I och inom 1 meter från avverkningsanmälan finns fynd av 8 naturvårdsarter, varav 3 är rödlistade, 6 är fridlysta och 3 är typiska (T): dropptaggsvamp (NT, T), motaggsvamp (NT, T), talltita (NT, §4), tjäder (T, §4), törnskata (§4), skogsödla (§6), vanlig groda (§6) och fläcknycklar (§8). Se Figur 1.</w:t>
+        <w:t>I och inom 1 meter från avverkningsanmälan finns fynd av 9 naturvårdsarter, varav 3 är rödlistade, 6 är fridlysta och 4 är typiska (T): dropptaggsvamp (NT, T), motaggsvamp (NT, T), talltita (NT, §4), fönsterlav (T), tjäder (T, §4), törnskata (§4), skogsödla (§6), vanlig groda (§6) och fläcknycklar (§8). Se Figur 1.</w:t>
       </w:r>
     </w:p>
     <w:p>
@@ -148,6 +148,35 @@
       </w:r>
       <w:r>
         <w:t>, rödlistad som nära hotad och prioriterad art i Skogsvårdslagen, har häckningsrevir i anmälan. Arten har minskat kraftigt de senaste 30 åren och minskningstakten innevarande 10-årsperiod beräknas till 20 (10–30) %. Talltitan är synnerligen trogen sitt cirka 15 hektar stora revir och är beroende av flerskiktade olikåldriga skogar för att kunna föda upp sina ungar. Talltitan försvinner om dess livsmiljö kalavverkas (Eggers &amp; Low, 2014; Ekman, 1979; Griesser et al, 2007; Klein, 2020; Siffczyk et al, 2003; SLU Artdatabanken, 2021).</w:t>
+      </w:r>
+    </w:p>
+    <w:p>
+      <w:r>
+        <w:rPr>
+          <w:b/>
+        </w:rPr>
+        <w:t>Fönsterlav</w:t>
+      </w:r>
+      <w:r>
+        <w:t xml:space="preserve"> är typisk art för </w:t>
+      </w:r>
+      <w:r>
+        <w:rPr>
+          <w:i/>
+        </w:rPr>
+        <w:t xml:space="preserve">9040 Fjällbjörkskog </w:t>
+      </w:r>
+      <w:r>
+        <w:t xml:space="preserve">och </w:t>
+      </w:r>
+      <w:r>
+        <w:rPr>
+          <w:i/>
+        </w:rPr>
+        <w:t>4060 Alpina rishedar</w:t>
+      </w:r>
+      <w:r>
+        <w:t xml:space="preserve"> (SLU Artdatabanken, 2025).</w:t>
       </w:r>
     </w:p>
     <w:p>
@@ -531,7 +560,7 @@
     <w:r>
       <w:tab/>
       <w:tab/>
-      <w:t>2026-10-18</w:t>
+      <w:t>2026-10-19</w:t>
       <w:br/>
       <w:br/>
     </w:r>

--- a/tillsyn/A 26127-2024 tillsynsbegäran.docx
+++ b/tillsyn/A 26127-2024 tillsynsbegäran.docx
@@ -560,7 +560,7 @@
     <w:r>
       <w:tab/>
       <w:tab/>
-      <w:t>2026-10-19</w:t>
+      <w:t>2026-10-20</w:t>
       <w:br/>
       <w:br/>
     </w:r>

--- a/tillsyn/A 26127-2024 tillsynsbegäran.docx
+++ b/tillsyn/A 26127-2024 tillsynsbegäran.docx
@@ -560,7 +560,7 @@
     <w:r>
       <w:tab/>
       <w:tab/>
-      <w:t>2026-10-20</w:t>
+      <w:t>2026-10-21</w:t>
       <w:br/>
       <w:br/>
     </w:r>

--- a/tillsyn/A 26127-2024 tillsynsbegäran.docx
+++ b/tillsyn/A 26127-2024 tillsynsbegäran.docx
@@ -560,7 +560,7 @@
     <w:r>
       <w:tab/>
       <w:tab/>
-      <w:t>2026-10-21</w:t>
+      <w:t>2026-10-22</w:t>
       <w:br/>
       <w:br/>
     </w:r>

--- a/tillsyn/A 26127-2024 tillsynsbegäran.docx
+++ b/tillsyn/A 26127-2024 tillsynsbegäran.docx
@@ -560,7 +560,7 @@
     <w:r>
       <w:tab/>
       <w:tab/>
-      <w:t>2026-10-22</w:t>
+      <w:t>2026-10-23</w:t>
       <w:br/>
       <w:br/>
     </w:r>

--- a/tillsyn/A 26127-2024 tillsynsbegäran.docx
+++ b/tillsyn/A 26127-2024 tillsynsbegäran.docx
@@ -560,7 +560,7 @@
     <w:r>
       <w:tab/>
       <w:tab/>
-      <w:t>2026-10-23</w:t>
+      <w:t>2026-10-24</w:t>
       <w:br/>
       <w:br/>
     </w:r>

--- a/tillsyn/A 26127-2024 tillsynsbegäran.docx
+++ b/tillsyn/A 26127-2024 tillsynsbegäran.docx
@@ -560,7 +560,7 @@
     <w:r>
       <w:tab/>
       <w:tab/>
-      <w:t>2026-10-24</w:t>
+      <w:t>2026-10-25</w:t>
       <w:br/>
       <w:br/>
     </w:r>

--- a/tillsyn/A 26127-2024 tillsynsbegäran.docx
+++ b/tillsyn/A 26127-2024 tillsynsbegäran.docx
@@ -560,7 +560,7 @@
     <w:r>
       <w:tab/>
       <w:tab/>
-      <w:t>2026-10-25</w:t>
+      <w:t>2026-10-26</w:t>
       <w:br/>
       <w:br/>
     </w:r>

--- a/tillsyn/A 26127-2024 tillsynsbegäran.docx
+++ b/tillsyn/A 26127-2024 tillsynsbegäran.docx
@@ -560,7 +560,7 @@
     <w:r>
       <w:tab/>
       <w:tab/>
-      <w:t>2026-10-26</w:t>
+      <w:t>2026-10-27</w:t>
       <w:br/>
       <w:br/>
     </w:r>

--- a/tillsyn/A 26127-2024 tillsynsbegäran.docx
+++ b/tillsyn/A 26127-2024 tillsynsbegäran.docx
@@ -560,7 +560,7 @@
     <w:r>
       <w:tab/>
       <w:tab/>
-      <w:t>2026-10-27</w:t>
+      <w:t>2026-10-28</w:t>
       <w:br/>
       <w:br/>
     </w:r>

--- a/tillsyn/A 26127-2024 tillsynsbegäran.docx
+++ b/tillsyn/A 26127-2024 tillsynsbegäran.docx
@@ -560,7 +560,7 @@
     <w:r>
       <w:tab/>
       <w:tab/>
-      <w:t>2026-10-28</w:t>
+      <w:t>2026-10-29</w:t>
       <w:br/>
       <w:br/>
     </w:r>

--- a/tillsyn/A 26127-2024 tillsynsbegäran.docx
+++ b/tillsyn/A 26127-2024 tillsynsbegäran.docx
@@ -560,7 +560,7 @@
     <w:r>
       <w:tab/>
       <w:tab/>
-      <w:t>2026-10-29</w:t>
+      <w:t>2026-10-31</w:t>
       <w:br/>
       <w:br/>
     </w:r>
